--- a/p4/submission/mbr_package/02_title_page.docx
+++ b/p4/submission/mbr_package/02_title_page.docx
@@ -20,7 +20,7 @@
           <w:iCs/>
           <w:i/>
         </w:rPr>
-        <w:t xml:space="preserve">(Submitted separately from the blinded manuscript — not for review)</w:t>
+        <w:t xml:space="preserve">(Submitted separately from the blinded manuscript, not for review)</w:t>
       </w:r>
     </w:p>
     <w:bookmarkStart w:id="20" w:name="manuscript-title"/>
@@ -73,17 +73,7 @@
         <w:pStyle w:val="FirstParagraph"/>
       </w:pPr>
       <w:r>
-        <w:rPr>
-          <w:bCs/>
-          <w:b/>
-        </w:rPr>
-        <w:t xml:space="preserve">First Author —</w:t>
-      </w:r>
-      <w:r>
-        <w:t xml:space="preserve"> </w:t>
-      </w:r>
-      <w:r>
-        <w:t xml:space="preserve">Đỗ Thùy Hương (Do Thuy Huong)</w:t>
+        <w:t xml:space="preserve">**First Author , ** Đỗ Thùy Hương (Do Thuy Huong)</w:t>
       </w:r>
     </w:p>
     <w:p>
@@ -150,17 +140,7 @@
         <w:pStyle w:val="FirstParagraph"/>
       </w:pPr>
       <w:r>
-        <w:rPr>
-          <w:bCs/>
-          <w:b/>
-        </w:rPr>
-        <w:t xml:space="preserve">Corresponding Author —</w:t>
-      </w:r>
-      <w:r>
-        <w:t xml:space="preserve"> </w:t>
-      </w:r>
-      <w:r>
-        <w:t xml:space="preserve">Phan Anh Tú (Phan Anh Tu)</w:t>
+        <w:t xml:space="preserve">**Corresponding Author , ** Phan Anh Tú (Phan Anh Tu)</w:t>
       </w:r>
     </w:p>
     <w:p>
